--- a/class4-books/UT3 - Dec/Ankur/UT - 2 Worksheet Hindi Gr. 4 Grammar.docx
+++ b/class4-books/UT3 - Dec/Ankur/UT - 2 Worksheet Hindi Gr. 4 Grammar.docx
@@ -3024,7 +3024,7 @@
           <w:lang w:val="en-US"/>
         </w:rPr>
         <w:pict w14:anchorId="51DF1CE4">
-          <v:rect id="_x0000_i1031" style="width:0;height:.75pt" o:hralign="center" o:hrstd="t" o:hr="t" fillcolor="#a0a0a0" stroked="f"/>
+          <v:rect id="_x0000_i1025" style="width:0;height:.75pt" o:hralign="center" o:hrstd="t" o:hr="t" fillcolor="#a0a0a0" stroked="f"/>
         </w:pict>
       </w:r>
     </w:p>
@@ -5501,20 +5501,6 @@
         </w:rPr>
         <w:t>आकाश</w:t>
       </w:r>
-    </w:p>
-    <w:p>
-      <w:pPr>
-        <w:rPr>
-          <w:lang w:val="en-US"/>
-        </w:rPr>
-      </w:pPr>
-    </w:p>
-    <w:p/>
-    <w:p/>
-    <w:p/>
-    <w:p/>
-    <w:p/>
-    <w:p>
       <w:r>
         <w:t xml:space="preserve">         </w:t>
       </w:r>
@@ -7096,6 +7082,7 @@
   <w:style w:type="character" w:default="1" w:styleId="DefaultParagraphFont">
     <w:name w:val="Default Paragraph Font"/>
     <w:uiPriority w:val="1"/>
+    <w:semiHidden/>
     <w:unhideWhenUsed/>
   </w:style>
   <w:style w:type="table" w:default="1" w:styleId="TableNormal">
